--- a/docs/files/f72_文雪_山东大学_埃梯梯精密机械制造（无锡）有限公司_供应链实习生-无锡（2027届）（物流计划方向）.docx
+++ b/docs/files/f72_文雪_山东大学_埃梯梯精密机械制造（无锡）有限公司_供应链实习生-无锡（2027届）（物流计划方向）.docx
@@ -2089,7 +2089,7 @@
                 <w:b/>
                 <w:sz w:val="21"/>
               </w:rPr>
-              <w:t>Weh Atelier 个人AI工作台</w:t>
+              <w:t>个人AI工作台设计与开发</w:t>
             </w:r>
           </w:p>
         </w:tc>
